--- a/2022年/2022年9月中国电子学会软件编程图形化等级考试3级.docx
+++ b/2022年/2022年9月中国电子学会软件编程图形化等级考试3级.docx
@@ -1,43 +1,5 @@
 
-<file path=docProps\app.xml><?xml version="1.0" encoding="utf-8"?>
-<Properties xmlns="http://schemas.openxmlformats.org/officeDocument/2006/extended-properties" xmlns:vt="http://schemas.openxmlformats.org/officeDocument/2006/docPropsVTypes">
-  <Template>Normal.dotm</Template>
-  <Pages>43</Pages>
-  <Words>7248</Words>
-  <Characters>8198</Characters>
-  <Lines>0</Lines>
-  <Paragraphs>0</Paragraphs>
-  <TotalTime>1</TotalTime>
-  <ScaleCrop>false</ScaleCrop>
-  <LinksUpToDate>false</LinksUpToDate>
-  <CharactersWithSpaces>8417</CharactersWithSpaces>
-  <Application>WPS Office_11.1.0.12358_F1E327BC-269C-435d-A152-05C5408002CA</Application>
-  <DocSecurity>0</DocSecurity>
-</Properties>
-</file>
-
-<file path=docProps\core.xml><?xml version="1.0" encoding="utf-8"?>
-<cp:coreProperties xmlns:cp="http://schemas.openxmlformats.org/package/2006/metadata/core-properties" xmlns:dc="http://purl.org/dc/elements/1.1/" xmlns:dcterms="http://purl.org/dc/terms/" xmlns:dcmitype="http://purl.org/dc/dcmitype/" xmlns:xsi="http://www.w3.org/2001/XMLSchema-instance">
-  <dcterms:created xsi:type="dcterms:W3CDTF">2022-10-11T03:01:00Z</dcterms:created>
-  <dc:creator>jason</dc:creator>
-  <cp:lastModifiedBy>Fence″</cp:lastModifiedBy>
-  <dcterms:modified xsi:type="dcterms:W3CDTF">2022-10-11T03:29:34Z</dcterms:modified>
-  <cp:revision>1</cp:revision>
-</cp:coreProperties>
-</file>
-
-<file path=docProps\custom.xml><?xml version="1.0" encoding="utf-8"?>
-<Properties xmlns="http://schemas.openxmlformats.org/officeDocument/2006/custom-properties" xmlns:vt="http://schemas.openxmlformats.org/officeDocument/2006/docPropsVTypes">
-  <property fmtid="{D5CDD505-2E9C-101B-9397-08002B2CF9AE}" pid="2" name="KSOProductBuildVer">
-    <vt:lpwstr>2052-11.1.0.12358</vt:lpwstr>
-  </property>
-  <property fmtid="{D5CDD505-2E9C-101B-9397-08002B2CF9AE}" pid="3" name="ICV">
-    <vt:lpwstr>67BA430C11114BD9AAC736E583D1A0CC</vt:lpwstr>
-  </property>
-</Properties>
-</file>
-
-<file path=word\document.xml><?xml version="1.0" encoding="utf-8"?>
+<file path=word/document.xml><?xml version="1.0" encoding="utf-8"?>
 <w:document xmlns:w="http://schemas.openxmlformats.org/wordprocessingml/2006/main" xmlns:r="http://schemas.openxmlformats.org/officeDocument/2006/relationships" xmlns:wp="http://schemas.openxmlformats.org/drawingml/2006/wordprocessingDrawing" xmlns:a="http://schemas.openxmlformats.org/drawingml/2006/main" xmlns:pic="http://schemas.openxmlformats.org/drawingml/2006/picture">
   <w:body>
     <w:p>
@@ -4057,23 +4019,23 @@
         </w:rPr>
         <w:drawing>
           <wp:inline distT="0" distB="0" distL="0" distR="0">
-            <wp:extent cx="3132000" cy="2857500"/>
+            <wp:extent cx="2381250" cy="6038850"/>
             <wp:effectExtent l="0" t="0" r="0" b="0"/>
-            <wp:docPr id="131" name="Picture 131" descr="image"/>
+            <wp:docPr id="166" name="Picture 166" descr="image"/>
             <wp:cNvGraphicFramePr>
-              <a:graphicFrameLocks xmlns:a="http://schemas.openxmlformats.org/drawingml/2006/main" noChangeAspect="1"/>
+              <a:graphicFrameLocks noChangeAspect="1"/>
             </wp:cNvGraphicFramePr>
-            <a:graphic xmlns:a="http://schemas.openxmlformats.org/drawingml/2006/main">
+            <a:graphic>
               <a:graphicData uri="http://schemas.openxmlformats.org/drawingml/2006/picture">
-                <pic:pic xmlns:pic="http://schemas.openxmlformats.org/drawingml/2006/picture">
+                <pic:pic>
                   <pic:nvPicPr>
-                    <pic:cNvPr id="131" name="Picture 131" descr="image"/>
+                    <pic:cNvPr id="166" name="Picture 166" descr="image"/>
                     <pic:cNvPicPr>
                       <a:picLocks noChangeAspect="1"/>
                     </pic:cNvPicPr>
                   </pic:nvPicPr>
                   <pic:blipFill>
-                    <a:blip r:embed="rId34|rId35"/>
+                    <a:blip r:embed="rId34"/>
                     <a:stretch>
                       <a:fillRect/>
                     </a:stretch>
@@ -4081,7 +4043,7 @@
                   <pic:spPr>
                     <a:xfrm>
                       <a:off x="0" y="0"/>
-                      <a:ext cx="3132000" cy="2857500"/>
+                      <a:ext cx="2381250" cy="6038850"/>
                     </a:xfrm>
                     <a:prstGeom prst="rect">
                       <a:avLst/>
@@ -4092,171 +4054,25 @@
             </a:graphic>
           </wp:inline>
         </w:drawing>
-      </w:r>
-    </w:p>
-    <w:p>
-      <w:pPr>
-        <w:keepNext/>
-        <w:spacing w:before="60" w:after="20" w:line="300" w:lineRule="auto"/>
-        <w:ind w:left="420" w:right="0" w:firstLine="0"/>
-        <w:jc w:val="left"/>
-        <w:rPr>
-          <w:rFonts w:ascii="Times New Roman" w:hAnsi="Times New Roman" w:eastAsia="宋体" w:cs="Times New Roman"/>
-          <w:kern w:val="0"/>
-          <w:sz w:val="21"/>
-          <w:szCs w:val="21"/>
-        </w:rPr>
-      </w:pPr>
-      <w:r>
-        <w:rPr>
-          <w:rFonts w:ascii="Times New Roman" w:hAnsi="Times New Roman" w:eastAsia="宋体" w:cs="Times New Roman"/>
-          <w:kern w:val="0"/>
-          <w:sz w:val="21"/>
-          <w:szCs w:val="21"/>
-        </w:rPr>
-        <w:t xml:space="preserve">A．7</w:t>
-      </w:r>
-    </w:p>
-    <w:p>
-      <w:pPr>
-        <w:keepNext/>
-        <w:spacing w:before="60" w:after="20" w:line="300" w:lineRule="auto"/>
-        <w:ind w:left="420" w:right="0" w:firstLine="0"/>
-        <w:jc w:val="left"/>
-        <w:rPr>
-          <w:rFonts w:ascii="Times New Roman" w:hAnsi="Times New Roman" w:eastAsia="宋体" w:cs="Times New Roman"/>
-          <w:kern w:val="0"/>
-          <w:sz w:val="21"/>
-          <w:szCs w:val="21"/>
-        </w:rPr>
-      </w:pPr>
-      <w:r>
-        <w:rPr>
-          <w:rFonts w:ascii="Times New Roman" w:hAnsi="Times New Roman" w:eastAsia="宋体" w:cs="Times New Roman"/>
-          <w:kern w:val="0"/>
-          <w:sz w:val="21"/>
-          <w:szCs w:val="21"/>
-        </w:rPr>
-        <w:t xml:space="preserve">B．8</w:t>
-      </w:r>
-    </w:p>
-    <w:p>
-      <w:pPr>
-        <w:keepNext/>
-        <w:spacing w:before="60" w:after="20" w:line="300" w:lineRule="auto"/>
-        <w:ind w:left="420" w:right="0" w:firstLine="0"/>
-        <w:jc w:val="left"/>
-        <w:rPr>
-          <w:rFonts w:ascii="Times New Roman" w:hAnsi="Times New Roman" w:eastAsia="宋体" w:cs="Times New Roman"/>
-          <w:kern w:val="0"/>
-          <w:sz w:val="21"/>
-          <w:szCs w:val="21"/>
-        </w:rPr>
-      </w:pPr>
-      <w:r>
-        <w:rPr>
-          <w:rFonts w:ascii="Times New Roman" w:hAnsi="Times New Roman" w:eastAsia="宋体" w:cs="Times New Roman"/>
-          <w:kern w:val="0"/>
-          <w:sz w:val="21"/>
-          <w:szCs w:val="21"/>
-        </w:rPr>
-        <w:t xml:space="preserve">C．9</w:t>
-      </w:r>
-    </w:p>
-    <w:p>
-      <w:pPr>
-        <w:keepNext/>
-        <w:spacing w:before="60" w:after="20" w:line="300" w:lineRule="auto"/>
-        <w:ind w:left="420" w:right="0" w:firstLine="0"/>
-        <w:jc w:val="left"/>
-        <w:rPr>
-          <w:rFonts w:ascii="Times New Roman" w:hAnsi="Times New Roman" w:eastAsia="宋体" w:cs="Times New Roman"/>
-          <w:kern w:val="0"/>
-          <w:sz w:val="21"/>
-          <w:szCs w:val="21"/>
-        </w:rPr>
-      </w:pPr>
-      <w:r>
-        <w:rPr>
-          <w:rFonts w:ascii="Times New Roman" w:hAnsi="Times New Roman" w:eastAsia="宋体" w:cs="Times New Roman"/>
-          <w:kern w:val="0"/>
-          <w:sz w:val="21"/>
-          <w:szCs w:val="21"/>
-        </w:rPr>
-        <w:t xml:space="preserve">D．10</w:t>
-      </w:r>
-    </w:p>
-    <w:p>
-      <w:pPr>
-        <w:spacing w:before="0" w:after="0" w:line="300" w:lineRule="auto"/>
-        <w:rPr>
-          <w:rFonts w:ascii="Times New Roman" w:hAnsi="Times New Roman" w:eastAsia="宋体" w:cs="Times New Roman"/>
-          <w:kern w:val="0"/>
-          <w:sz w:val="12"/>
-          <w:szCs w:val="12"/>
-        </w:rPr>
-      </w:pPr>
-    </w:p>
-    <w:p>
-      <w:pPr>
-        <w:keepNext/>
-        <w:spacing w:before="40" w:after="30" w:line="300" w:lineRule="auto"/>
-        <w:ind w:left="0" w:right="0" w:firstLine="0"/>
-        <w:jc w:val="left"/>
-        <w:rPr>
-          <w:rFonts w:ascii="Times New Roman" w:hAnsi="Times New Roman" w:eastAsia="宋体" w:cs="Times New Roman"/>
-          <w:kern w:val="0"/>
-          <w:sz w:val="21"/>
-          <w:szCs w:val="21"/>
-        </w:rPr>
-      </w:pPr>
-      <w:r>
-        <w:rPr>
-          <w:rFonts w:ascii="Times New Roman" w:hAnsi="Times New Roman" w:eastAsia="宋体" w:cs="Times New Roman"/>
-          <w:kern w:val="0"/>
-          <w:sz w:val="21"/>
-          <w:szCs w:val="21"/>
-        </w:rPr>
-        <w:t xml:space="preserve">16．要画出下图所示的图案，下列程序中缺少的三个积木不包括？（ ）</w:t>
-      </w:r>
-    </w:p>
-    <w:p>
-      <w:pPr>
-        <w:keepNext/>
-        <w:spacing w:before="40" w:after="40" w:line="240" w:lineRule="auto"/>
-        <w:ind w:left="0" w:right="0" w:firstLine="0"/>
-        <w:jc w:val="center"/>
-        <w:rPr>
-          <w:rFonts w:ascii="Times New Roman" w:hAnsi="Times New Roman" w:eastAsia="宋体" w:cs="Times New Roman"/>
-          <w:kern w:val="0"/>
-          <w:sz w:val="21"/>
-          <w:szCs w:val="21"/>
-        </w:rPr>
-      </w:pPr>
-      <w:r>
-        <w:rPr>
-          <w:rFonts w:ascii="Times New Roman" w:hAnsi="Times New Roman" w:eastAsia="宋体"/>
-          <w:sz w:val="21"/>
-        </w:rPr>
         <w:drawing>
           <wp:inline distT="0" distB="0" distL="0" distR="0">
-            <wp:extent cx="3132000" cy="1905000"/>
+            <wp:extent cx="3333750" cy="2771775"/>
             <wp:effectExtent l="0" t="0" r="0" b="0"/>
-            <wp:docPr id="132" name="Picture 132" descr="image"/>
+            <wp:docPr id="167" name="Picture 167" descr="image"/>
             <wp:cNvGraphicFramePr>
-              <a:graphicFrameLocks xmlns:a="http://schemas.openxmlformats.org/drawingml/2006/main" noChangeAspect="1"/>
+              <a:graphicFrameLocks noChangeAspect="1"/>
             </wp:cNvGraphicFramePr>
-            <a:graphic xmlns:a="http://schemas.openxmlformats.org/drawingml/2006/main">
+            <a:graphic>
               <a:graphicData uri="http://schemas.openxmlformats.org/drawingml/2006/picture">
-                <pic:pic xmlns:pic="http://schemas.openxmlformats.org/drawingml/2006/picture">
+                <pic:pic>
                   <pic:nvPicPr>
-                    <pic:cNvPr id="132" name="Picture 132" descr="image"/>
+                    <pic:cNvPr id="167" name="Picture 167" descr="image"/>
                     <pic:cNvPicPr>
                       <a:picLocks noChangeAspect="1"/>
                     </pic:cNvPicPr>
                   </pic:nvPicPr>
                   <pic:blipFill>
-                    <a:blip r:embed="rId36|rId37"/>
+                    <a:blip r:embed="rId35"/>
                     <a:stretch>
                       <a:fillRect/>
                     </a:stretch>
@@ -4264,7 +4080,227 @@
                   <pic:spPr>
                     <a:xfrm>
                       <a:off x="0" y="0"/>
-                      <a:ext cx="3132000" cy="1905000"/>
+                      <a:ext cx="3333750" cy="2771775"/>
+                    </a:xfrm>
+                    <a:prstGeom prst="rect">
+                      <a:avLst/>
+                    </a:prstGeom>
+                  </pic:spPr>
+                </pic:pic>
+              </a:graphicData>
+            </a:graphic>
+          </wp:inline>
+        </w:drawing>
+      </w:r>
+    </w:p>
+    <w:p>
+      <w:pPr>
+        <w:keepNext/>
+        <w:spacing w:before="60" w:after="20" w:line="300" w:lineRule="auto"/>
+        <w:ind w:left="420" w:right="0" w:firstLine="0"/>
+        <w:jc w:val="left"/>
+        <w:rPr>
+          <w:rFonts w:ascii="Times New Roman" w:hAnsi="Times New Roman" w:eastAsia="宋体" w:cs="Times New Roman"/>
+          <w:kern w:val="0"/>
+          <w:sz w:val="21"/>
+          <w:szCs w:val="21"/>
+        </w:rPr>
+      </w:pPr>
+      <w:r>
+        <w:rPr>
+          <w:rFonts w:ascii="Times New Roman" w:hAnsi="Times New Roman" w:eastAsia="宋体" w:cs="Times New Roman"/>
+          <w:kern w:val="0"/>
+          <w:sz w:val="21"/>
+          <w:szCs w:val="21"/>
+        </w:rPr>
+        <w:t xml:space="preserve">A．7</w:t>
+      </w:r>
+    </w:p>
+    <w:p>
+      <w:pPr>
+        <w:keepNext/>
+        <w:spacing w:before="60" w:after="20" w:line="300" w:lineRule="auto"/>
+        <w:ind w:left="420" w:right="0" w:firstLine="0"/>
+        <w:jc w:val="left"/>
+        <w:rPr>
+          <w:rFonts w:ascii="Times New Roman" w:hAnsi="Times New Roman" w:eastAsia="宋体" w:cs="Times New Roman"/>
+          <w:kern w:val="0"/>
+          <w:sz w:val="21"/>
+          <w:szCs w:val="21"/>
+        </w:rPr>
+      </w:pPr>
+      <w:r>
+        <w:rPr>
+          <w:rFonts w:ascii="Times New Roman" w:hAnsi="Times New Roman" w:eastAsia="宋体" w:cs="Times New Roman"/>
+          <w:kern w:val="0"/>
+          <w:sz w:val="21"/>
+          <w:szCs w:val="21"/>
+        </w:rPr>
+        <w:t xml:space="preserve">B．8</w:t>
+      </w:r>
+    </w:p>
+    <w:p>
+      <w:pPr>
+        <w:keepNext/>
+        <w:spacing w:before="60" w:after="20" w:line="300" w:lineRule="auto"/>
+        <w:ind w:left="420" w:right="0" w:firstLine="0"/>
+        <w:jc w:val="left"/>
+        <w:rPr>
+          <w:rFonts w:ascii="Times New Roman" w:hAnsi="Times New Roman" w:eastAsia="宋体" w:cs="Times New Roman"/>
+          <w:kern w:val="0"/>
+          <w:sz w:val="21"/>
+          <w:szCs w:val="21"/>
+        </w:rPr>
+      </w:pPr>
+      <w:r>
+        <w:rPr>
+          <w:rFonts w:ascii="Times New Roman" w:hAnsi="Times New Roman" w:eastAsia="宋体" w:cs="Times New Roman"/>
+          <w:kern w:val="0"/>
+          <w:sz w:val="21"/>
+          <w:szCs w:val="21"/>
+        </w:rPr>
+        <w:t xml:space="preserve">C．9</w:t>
+      </w:r>
+    </w:p>
+    <w:p>
+      <w:pPr>
+        <w:keepNext/>
+        <w:spacing w:before="60" w:after="20" w:line="300" w:lineRule="auto"/>
+        <w:ind w:left="420" w:right="0" w:firstLine="0"/>
+        <w:jc w:val="left"/>
+        <w:rPr>
+          <w:rFonts w:ascii="Times New Roman" w:hAnsi="Times New Roman" w:eastAsia="宋体" w:cs="Times New Roman"/>
+          <w:kern w:val="0"/>
+          <w:sz w:val="21"/>
+          <w:szCs w:val="21"/>
+        </w:rPr>
+      </w:pPr>
+      <w:r>
+        <w:rPr>
+          <w:rFonts w:ascii="Times New Roman" w:hAnsi="Times New Roman" w:eastAsia="宋体" w:cs="Times New Roman"/>
+          <w:kern w:val="0"/>
+          <w:sz w:val="21"/>
+          <w:szCs w:val="21"/>
+        </w:rPr>
+        <w:t xml:space="preserve">D．10</w:t>
+      </w:r>
+    </w:p>
+    <w:p>
+      <w:pPr>
+        <w:spacing w:before="0" w:after="0" w:line="300" w:lineRule="auto"/>
+        <w:rPr>
+          <w:rFonts w:ascii="Times New Roman" w:hAnsi="Times New Roman" w:eastAsia="宋体" w:cs="Times New Roman"/>
+          <w:kern w:val="0"/>
+          <w:sz w:val="12"/>
+          <w:szCs w:val="12"/>
+        </w:rPr>
+      </w:pPr>
+    </w:p>
+    <w:p>
+      <w:pPr>
+        <w:keepNext/>
+        <w:spacing w:before="40" w:after="30" w:line="300" w:lineRule="auto"/>
+        <w:ind w:left="0" w:right="0" w:firstLine="0"/>
+        <w:jc w:val="left"/>
+        <w:rPr>
+          <w:rFonts w:ascii="Times New Roman" w:hAnsi="Times New Roman" w:eastAsia="宋体" w:cs="Times New Roman"/>
+          <w:kern w:val="0"/>
+          <w:sz w:val="21"/>
+          <w:szCs w:val="21"/>
+        </w:rPr>
+      </w:pPr>
+      <w:r>
+        <w:rPr>
+          <w:rFonts w:ascii="Times New Roman" w:hAnsi="Times New Roman" w:eastAsia="宋体" w:cs="Times New Roman"/>
+          <w:kern w:val="0"/>
+          <w:sz w:val="21"/>
+          <w:szCs w:val="21"/>
+        </w:rPr>
+        <w:t xml:space="preserve">16．要画出下图所示的图案，下列程序中缺少的三个积木不包括？（ ）</w:t>
+      </w:r>
+    </w:p>
+    <w:p>
+      <w:pPr>
+        <w:keepNext/>
+        <w:spacing w:before="40" w:after="40" w:line="240" w:lineRule="auto"/>
+        <w:ind w:left="0" w:right="0" w:firstLine="0"/>
+        <w:jc w:val="center"/>
+        <w:rPr>
+          <w:rFonts w:ascii="Times New Roman" w:hAnsi="Times New Roman" w:eastAsia="宋体" w:cs="Times New Roman"/>
+          <w:kern w:val="0"/>
+          <w:sz w:val="21"/>
+          <w:szCs w:val="21"/>
+        </w:rPr>
+      </w:pPr>
+      <w:r>
+        <w:rPr>
+          <w:rFonts w:ascii="Times New Roman" w:hAnsi="Times New Roman" w:eastAsia="宋体"/>
+          <w:sz w:val="21"/>
+        </w:rPr>
+        <w:drawing>
+          <wp:inline distT="0" distB="0" distL="0" distR="0">
+            <wp:extent cx="2381250" cy="4848225"/>
+            <wp:effectExtent l="0" t="0" r="0" b="0"/>
+            <wp:docPr id="168" name="Picture 168" descr="image"/>
+            <wp:cNvGraphicFramePr>
+              <a:graphicFrameLocks noChangeAspect="1"/>
+            </wp:cNvGraphicFramePr>
+            <a:graphic>
+              <a:graphicData uri="http://schemas.openxmlformats.org/drawingml/2006/picture">
+                <pic:pic>
+                  <pic:nvPicPr>
+                    <pic:cNvPr id="168" name="Picture 168" descr="image"/>
+                    <pic:cNvPicPr>
+                      <a:picLocks noChangeAspect="1"/>
+                    </pic:cNvPicPr>
+                  </pic:nvPicPr>
+                  <pic:blipFill>
+                    <a:blip r:embed="rId36"/>
+                    <a:stretch>
+                      <a:fillRect/>
+                    </a:stretch>
+                  </pic:blipFill>
+                  <pic:spPr>
+                    <a:xfrm>
+                      <a:off x="0" y="0"/>
+                      <a:ext cx="2381250" cy="4848225"/>
+                    </a:xfrm>
+                    <a:prstGeom prst="rect">
+                      <a:avLst/>
+                    </a:prstGeom>
+                  </pic:spPr>
+                </pic:pic>
+              </a:graphicData>
+            </a:graphic>
+          </wp:inline>
+        </w:drawing>
+        <w:drawing>
+          <wp:inline distT="0" distB="0" distL="0" distR="0">
+            <wp:extent cx="3333750" cy="2781300"/>
+            <wp:effectExtent l="0" t="0" r="0" b="0"/>
+            <wp:docPr id="169" name="Picture 169" descr="image"/>
+            <wp:cNvGraphicFramePr>
+              <a:graphicFrameLocks noChangeAspect="1"/>
+            </wp:cNvGraphicFramePr>
+            <a:graphic>
+              <a:graphicData uri="http://schemas.openxmlformats.org/drawingml/2006/picture">
+                <pic:pic>
+                  <pic:nvPicPr>
+                    <pic:cNvPr id="169" name="Picture 169" descr="image"/>
+                    <pic:cNvPicPr>
+                      <a:picLocks noChangeAspect="1"/>
+                    </pic:cNvPicPr>
+                  </pic:nvPicPr>
+                  <pic:blipFill>
+                    <a:blip r:embed="rId37"/>
+                    <a:stretch>
+                      <a:fillRect/>
+                    </a:stretch>
+                  </pic:blipFill>
+                  <pic:spPr>
+                    <a:xfrm>
+                      <a:off x="0" y="0"/>
+                      <a:ext cx="3333750" cy="2781300"/>
                     </a:xfrm>
                     <a:prstGeom prst="rect">
                       <a:avLst/>
@@ -7573,23 +7609,23 @@
         </w:rPr>
         <w:drawing>
           <wp:inline distT="0" distB="0" distL="0" distR="0">
-            <wp:extent cx="3132000" cy="2857500"/>
+            <wp:extent cx="2364562" cy="2594347"/>
             <wp:effectExtent l="0" t="0" r="0" b="0"/>
-            <wp:docPr id="160" name="Picture 160" descr="image"/>
+            <wp:docPr id="170" name="Picture 170" descr="image"/>
             <wp:cNvGraphicFramePr>
-              <a:graphicFrameLocks xmlns:a="http://schemas.openxmlformats.org/drawingml/2006/main" noChangeAspect="1"/>
+              <a:graphicFrameLocks noChangeAspect="1"/>
             </wp:cNvGraphicFramePr>
-            <a:graphic xmlns:a="http://schemas.openxmlformats.org/drawingml/2006/main">
+            <a:graphic>
               <a:graphicData uri="http://schemas.openxmlformats.org/drawingml/2006/picture">
-                <pic:pic xmlns:pic="http://schemas.openxmlformats.org/drawingml/2006/picture">
+                <pic:pic>
                   <pic:nvPicPr>
-                    <pic:cNvPr id="160" name="Picture 160" descr="image"/>
+                    <pic:cNvPr id="170" name="Picture 170" descr="image"/>
                     <pic:cNvPicPr>
                       <a:picLocks noChangeAspect="1"/>
                     </pic:cNvPicPr>
                   </pic:nvPicPr>
                   <pic:blipFill>
-                    <a:blip r:embed="rId65|rId66"/>
+                    <a:blip r:embed="rId65"/>
                     <a:stretch>
                       <a:fillRect/>
                     </a:stretch>
@@ -7597,7 +7633,44 @@
                   <pic:spPr>
                     <a:xfrm>
                       <a:off x="0" y="0"/>
-                      <a:ext cx="3132000" cy="2857500"/>
+                      <a:ext cx="2364562" cy="2594347"/>
+                    </a:xfrm>
+                    <a:prstGeom prst="rect">
+                      <a:avLst/>
+                    </a:prstGeom>
+                  </pic:spPr>
+                </pic:pic>
+              </a:graphicData>
+            </a:graphic>
+          </wp:inline>
+        </w:drawing>
+        <w:drawing>
+          <wp:inline distT="0" distB="0" distL="0" distR="0">
+            <wp:extent cx="3394888" cy="2594347"/>
+            <wp:effectExtent l="0" t="0" r="0" b="0"/>
+            <wp:docPr id="171" name="Picture 171" descr="image"/>
+            <wp:cNvGraphicFramePr>
+              <a:graphicFrameLocks noChangeAspect="1"/>
+            </wp:cNvGraphicFramePr>
+            <a:graphic>
+              <a:graphicData uri="http://schemas.openxmlformats.org/drawingml/2006/picture">
+                <pic:pic>
+                  <pic:nvPicPr>
+                    <pic:cNvPr id="171" name="Picture 171" descr="image"/>
+                    <pic:cNvPicPr>
+                      <a:picLocks noChangeAspect="1"/>
+                    </pic:cNvPicPr>
+                  </pic:nvPicPr>
+                  <pic:blipFill>
+                    <a:blip r:embed="rId66"/>
+                    <a:stretch>
+                      <a:fillRect/>
+                    </a:stretch>
+                  </pic:blipFill>
+                  <pic:spPr>
+                    <a:xfrm>
+                      <a:off x="0" y="0"/>
+                      <a:ext cx="3394888" cy="2594347"/>
                     </a:xfrm>
                     <a:prstGeom prst="rect">
                       <a:avLst/>
@@ -8641,23 +8714,23 @@
         </w:rPr>
         <w:drawing>
           <wp:inline distT="0" distB="0" distL="0" distR="0">
-            <wp:extent cx="3132000" cy="2857500"/>
+            <wp:extent cx="2883622" cy="2151026"/>
             <wp:effectExtent l="0" t="0" r="0" b="0"/>
-            <wp:docPr id="165" name="Picture 165" descr="image"/>
+            <wp:docPr id="172" name="Picture 172" descr="image"/>
             <wp:cNvGraphicFramePr>
-              <a:graphicFrameLocks xmlns:a="http://schemas.openxmlformats.org/drawingml/2006/main" noChangeAspect="1"/>
+              <a:graphicFrameLocks noChangeAspect="1"/>
             </wp:cNvGraphicFramePr>
-            <a:graphic xmlns:a="http://schemas.openxmlformats.org/drawingml/2006/main">
+            <a:graphic>
               <a:graphicData uri="http://schemas.openxmlformats.org/drawingml/2006/picture">
-                <pic:pic xmlns:pic="http://schemas.openxmlformats.org/drawingml/2006/picture">
+                <pic:pic>
                   <pic:nvPicPr>
-                    <pic:cNvPr id="165" name="Picture 165" descr="image"/>
+                    <pic:cNvPr id="172" name="Picture 172" descr="image"/>
                     <pic:cNvPicPr>
                       <a:picLocks noChangeAspect="1"/>
                     </pic:cNvPicPr>
                   </pic:nvPicPr>
                   <pic:blipFill>
-                    <a:blip r:embed="rId73|rId74"/>
+                    <a:blip r:embed="rId73"/>
                     <a:stretch>
                       <a:fillRect/>
                     </a:stretch>
@@ -8665,7 +8738,44 @@
                   <pic:spPr>
                     <a:xfrm>
                       <a:off x="0" y="0"/>
-                      <a:ext cx="3132000" cy="2857500"/>
+                      <a:ext cx="2883622" cy="2151026"/>
+                    </a:xfrm>
+                    <a:prstGeom prst="rect">
+                      <a:avLst/>
+                    </a:prstGeom>
+                  </pic:spPr>
+                </pic:pic>
+              </a:graphicData>
+            </a:graphic>
+          </wp:inline>
+        </w:drawing>
+        <w:drawing>
+          <wp:inline distT="0" distB="0" distL="0" distR="0">
+            <wp:extent cx="2875828" cy="2151026"/>
+            <wp:effectExtent l="0" t="0" r="0" b="0"/>
+            <wp:docPr id="173" name="Picture 173" descr="image"/>
+            <wp:cNvGraphicFramePr>
+              <a:graphicFrameLocks noChangeAspect="1"/>
+            </wp:cNvGraphicFramePr>
+            <a:graphic>
+              <a:graphicData uri="http://schemas.openxmlformats.org/drawingml/2006/picture">
+                <pic:pic>
+                  <pic:nvPicPr>
+                    <pic:cNvPr id="173" name="Picture 173" descr="image"/>
+                    <pic:cNvPicPr>
+                      <a:picLocks noChangeAspect="1"/>
+                    </pic:cNvPicPr>
+                  </pic:nvPicPr>
+                  <pic:blipFill>
+                    <a:blip r:embed="rId74"/>
+                    <a:stretch>
+                      <a:fillRect/>
+                    </a:stretch>
+                  </pic:blipFill>
+                  <pic:spPr>
+                    <a:xfrm>
+                      <a:off x="0" y="0"/>
+                      <a:ext cx="2875828" cy="2151026"/>
                     </a:xfrm>
                     <a:prstGeom prst="rect">
                       <a:avLst/>
@@ -10197,75 +10307,7 @@
 </w:document>
 </file>
 
-<file path=word\fontTable.xml><?xml version="1.0" encoding="utf-8"?>
-<w:fonts xmlns:mc="http://schemas.openxmlformats.org/markup-compatibility/2006" xmlns:r="http://schemas.openxmlformats.org/officeDocument/2006/relationships" xmlns:w="http://schemas.openxmlformats.org/wordprocessingml/2006/main" xmlns:w14="http://schemas.microsoft.com/office/word/2010/wordml" mc:Ignorable="w14">
-  <w:font w:name="Times New Roman">
-    <w:panose1 w:val="02020603050405020304"/>
-    <w:charset w:val="00"/>
-    <w:family w:val="roman"/>
-    <w:pitch w:val="variable"/>
-    <w:sig w:usb0="20007A87" w:usb1="80000000" w:usb2="00000008" w:usb3="00000000" w:csb0="000001FF" w:csb1="00000000"/>
-  </w:font>
-  <w:font w:name="宋体">
-    <w:panose1 w:val="02010600030101010101"/>
-    <w:charset w:val="86"/>
-    <w:family w:val="auto"/>
-    <w:pitch w:val="default"/>
-    <w:sig w:usb0="00000003" w:usb1="288F0000" w:usb2="00000006" w:usb3="00000000" w:csb0="00040001" w:csb1="00000000"/>
-  </w:font>
-  <w:font w:name="Wingdings">
-    <w:panose1 w:val="05000000000000000000"/>
-    <w:charset w:val="02"/>
-    <w:family w:val="auto"/>
-    <w:pitch w:val="default"/>
-    <w:sig w:usb0="00000000" w:usb1="00000000" w:usb2="00000000" w:usb3="00000000" w:csb0="80000000" w:csb1="00000000"/>
-  </w:font>
-  <w:font w:name="Arial">
-    <w:panose1 w:val="020B0604020202020204"/>
-    <w:charset w:val="01"/>
-    <w:family w:val="swiss"/>
-    <w:pitch w:val="default"/>
-    <w:sig w:usb0="E0002EFF" w:usb1="C000785B" w:usb2="00000009" w:usb3="00000000" w:csb0="400001FF" w:csb1="FFFF0000"/>
-  </w:font>
-  <w:font w:name="黑体">
-    <w:panose1 w:val="02010609060101010101"/>
-    <w:charset w:val="86"/>
-    <w:family w:val="auto"/>
-    <w:pitch w:val="default"/>
-    <w:sig w:usb0="800002BF" w:usb1="38CF7CFA" w:usb2="00000016" w:usb3="00000000" w:csb0="00040001" w:csb1="00000000"/>
-  </w:font>
-  <w:font w:name="Courier New">
-    <w:panose1 w:val="02070309020205020404"/>
-    <w:charset w:val="01"/>
-    <w:family w:val="modern"/>
-    <w:pitch w:val="default"/>
-    <w:sig w:usb0="E0002EFF" w:usb1="C0007843" w:usb2="00000009" w:usb3="00000000" w:csb0="400001FF" w:csb1="FFFF0000"/>
-  </w:font>
-  <w:font w:name="Symbol">
-    <w:panose1 w:val="05050102010706020507"/>
-    <w:charset w:val="02"/>
-    <w:family w:val="roman"/>
-    <w:pitch w:val="default"/>
-    <w:sig w:usb0="00000000" w:usb1="00000000" w:usb2="00000000" w:usb3="00000000" w:csb0="80000000" w:csb1="00000000"/>
-  </w:font>
-  <w:font w:name="Calibri">
-    <w:panose1 w:val="020F0502020204030204"/>
-    <w:charset w:val="00"/>
-    <w:family w:val="swiss"/>
-    <w:pitch w:val="default"/>
-    <w:sig w:usb0="E4002EFF" w:usb1="C000247B" w:usb2="00000009" w:usb3="00000000" w:csb0="200001FF" w:csb1="00000000"/>
-  </w:font>
-  <w:font w:name="华文中宋">
-    <w:panose1 w:val="02010600040101010101"/>
-    <w:charset w:val="86"/>
-    <w:family w:val="auto"/>
-    <w:pitch w:val="default"/>
-    <w:sig w:usb0="00000287" w:usb1="080F0000" w:usb2="00000000" w:usb3="00000000" w:csb0="0004009F" w:csb1="DFD70000"/>
-  </w:font>
-</w:fonts>
-</file>
-
-<file path=word\footer1.xml><?xml version="1.0" encoding="utf-8"?>
+<file path=word/footer1.xml><?xml version="1.0" encoding="utf-8"?>
 <w:ftr xmlns:w="http://schemas.openxmlformats.org/wordprocessingml/2006/main">
   <w:p>
     <w:pPr>
@@ -10345,65 +10387,7 @@
 </w:ftr>
 </file>
 
-<file path=word\settings.xml><?xml version="1.0" encoding="utf-8"?>
-<w:settings xmlns:mc="http://schemas.openxmlformats.org/markup-compatibility/2006" xmlns:o="urn:schemas-microsoft-com:office:office" xmlns:r="http://schemas.openxmlformats.org/officeDocument/2006/relationships" xmlns:m="http://schemas.openxmlformats.org/officeDocument/2006/math" xmlns:v="urn:schemas-microsoft-com:vml" xmlns:w10="urn:schemas-microsoft-com:office:word" xmlns:w="http://schemas.openxmlformats.org/wordprocessingml/2006/main" xmlns:w14="http://schemas.microsoft.com/office/word/2010/wordml" xmlns:sl="http://schemas.openxmlformats.org/schemaLibrary/2006/main" xmlns:wpsCustomData="http://www.wps.cn/officeDocument/2013/wpsCustomData" mc:Ignorable="w14">
-  <w:zoom w:percent="90"/>
-  <w:doNotDisplayPageBoundaries w:val="1"/>
-  <w:embedSystemFonts/>
-  <w:bordersDoNotSurroundHeader w:val="0"/>
-  <w:bordersDoNotSurroundFooter w:val="0"/>
-  <w:documentProtection w:enforcement="0"/>
-  <w:defaultTabStop w:val="420"/>
-  <w:drawingGridVerticalSpacing w:val="156"/>
-  <w:displayHorizontalDrawingGridEvery w:val="1"/>
-  <w:displayVerticalDrawingGridEvery w:val="1"/>
-  <w:noPunctuationKerning w:val="1"/>
-  <w:characterSpacingControl w:val="compressPunctuation"/>
-  <w:compat>
-    <w:spaceForUL/>
-    <w:balanceSingleByteDoubleByteWidth/>
-    <w:doNotLeaveBackslashAlone/>
-    <w:ulTrailSpace/>
-    <w:doNotExpandShiftReturn/>
-    <w:adjustLineHeightInTable/>
-    <w:doNotWrapTextWithPunct/>
-    <w:doNotUseEastAsianBreakRules/>
-    <w:useFELayout/>
-    <w:doNotUseIndentAsNumberingTabStop/>
-    <w:compatSetting w:name="compatibilityMode" w:uri="http://schemas.microsoft.com/office/word" w:val="14"/>
-    <w:compatSetting w:name="overrideTableStyleFontSizeAndJustification" w:uri="http://schemas.microsoft.com/office/word" w:val="1"/>
-    <w:compatSetting w:name="enableOpenTypeFeatures" w:uri="http://schemas.microsoft.com/office/word" w:val="1"/>
-    <w:compatSetting w:name="doNotFlipMirrorIndents" w:uri="http://schemas.microsoft.com/office/word" w:val="1"/>
-  </w:compat>
-  <w:docVars>
-    <w:docVar w:name="commondata" w:val="eyJoZGlkIjoiMTJjOTliOWEzNGZkYWMxZTc0YzRjYWFkOTAyYjIwOWEifQ=="/>
-  </w:docVars>
-  <w:rsids>
-    <w:rsidRoot w:val="046E6160"/>
-    <w:rsid w:val="046E6160"/>
-    <w:rsid w:val="2FAD0604"/>
-    <w:rsid w:val="4E9249AD"/>
-  </w:rsids>
-  <m:mathPr>
-    <m:mathFont m:val="Cambria Math"/>
-    <m:brkBin m:val="before"/>
-    <m:brkBinSub m:val="--"/>
-    <m:smallFrac m:val="0"/>
-    <m:dispDef/>
-    <m:lMargin m:val="0"/>
-    <m:rMargin m:val="0"/>
-    <m:defJc m:val="centerGroup"/>
-    <m:wrapIndent m:val="1440"/>
-    <m:intLim m:val="subSup"/>
-    <m:naryLim m:val="undOvr"/>
-  </m:mathPr>
-  <w:themeFontLang w:val="en-US" w:eastAsia="zh-CN"/>
-  <w:clrSchemeMapping w:bg1="light1" w:t1="dark1" w:bg2="light2" w:t2="dark2" w:accent1="accent1" w:accent2="accent2" w:accent3="accent3" w:accent4="accent4" w:accent5="accent5" w:accent6="accent6" w:hyperlink="hyperlink" w:followedHyperlink="followedHyperlink"/>
-  <w:doNotIncludeSubdocsInStats/>
-</w:settings>
-</file>
-
-<file path=word\styles.xml><?xml version="1.0" encoding="utf-8"?>
+<file path=word/styles.xml><?xml version="1.0" encoding="utf-8"?>
 <w:styles xmlns:mc="http://schemas.openxmlformats.org/markup-compatibility/2006" xmlns:o="urn:schemas-microsoft-com:office:office" xmlns:r="http://schemas.openxmlformats.org/officeDocument/2006/relationships" xmlns:m="http://schemas.openxmlformats.org/officeDocument/2006/math" xmlns:v="urn:schemas-microsoft-com:vml" xmlns:w="http://schemas.openxmlformats.org/wordprocessingml/2006/main" xmlns:w14="http://schemas.microsoft.com/office/word/2010/wordml" xmlns:w10="urn:schemas-microsoft-com:office:word" xmlns:sl="http://schemas.openxmlformats.org/schemaLibrary/2006/main" xmlns:wpsCustomData="http://www.wps.cn/officeDocument/2013/wpsCustomData" mc:Ignorable="w14">
   <w:docDefaults>
     <w:rPrDefault>
@@ -10733,7 +10717,7 @@
 </w:styles>
 </file>
 
-<file path=word\theme\theme1.xml><?xml version="1.0" encoding="utf-8"?>
+<file path=word/theme/theme1.xml><?xml version="1.0" encoding="utf-8"?>
 <a:theme xmlns:a="http://schemas.openxmlformats.org/drawingml/2006/main" name="Office 主题">
   <a:themeElements>
     <a:clrScheme name="Office">
